--- a/_support/supports_par_modules/NB/Support_INI_NB.docx
+++ b/_support/supports_par_modules/NB/Support_INI_NB.docx
@@ -3375,7 +3375,7 @@
           <w:sz w:val="22"/>
           <w:szCs w:val="22"/>
         </w:rPr>
-        <w:t xml:space="preserve"> rassemble 36 règles simples, en sept sections (noms, méthodes, commentaires, objets, erreurs, tests, classes), pour écrire du code qu'un autre développeur, ou vous-même dans six mois, comprendra sans effort. Un programme qui fonctionne n'est pas forcément un programme lisible. Ces règles s'inspirent du livre </w:t>
+        <w:t xml:space="preserve"> rassemble 37 règles simples, en sept sections (noms, méthodes, commentaires, objets, erreurs, tests, classes), pour écrire du code qu'un autre développeur, ou vous-même dans six mois, comprendra sans effort. Un programme qui fonctionne n'est pas forcément un programme lisible. Ces règles s'inspirent du livre </w:t>
       </w:r>
       <w:r>
         <w:rPr>

--- a/_support/supports_par_modules/NB/Support_INI_NB.docx
+++ b/_support/supports_par_modules/NB/Support_INI_NB.docx
@@ -2598,6 +2598,59 @@
           <w:szCs w:val="22"/>
         </w:rPr>
         <w:t xml:space="preserve">Là où un exercice isole une notion, GameHub vous oblige à la faire cohabiter avec tout ce que vous avez déjà écrit. C'est la situation que vous retrouverez à l'examen, et surtout dans tout projet réel.</w:t>
+      </w:r>
+    </w:p>
+    <w:p>
+      <w:pPr>
+        <w:pStyle w:val="Heading2"/>
+        <w:keepNext/>
+        <w:spacing w:after="100" w:before="240"/>
+      </w:pPr>
+      <w:r>
+        <w:rPr>
+          <w:b/>
+          <w:bCs/>
+          <w:color w:val="595959"/>
+          <w:sz w:val="24"/>
+          <w:szCs w:val="24"/>
+        </w:rPr>
+        <w:t xml:space="preserve">Les tests de module et leurs badges</w:t>
+      </w:r>
+    </w:p>
+    <w:p>
+      <w:pPr>
+        <w:spacing w:after="120"/>
+      </w:pPr>
+      <w:r>
+        <w:rPr>
+          <w:sz w:val="22"/>
+          <w:szCs w:val="22"/>
+        </w:rPr>
+        <w:t xml:space="preserve">Chaque module a, sur Moodle, un test : huit questions tirées au hasard parmi quinze. Après chaque réponse, vous voyez si elle est juste et, sinon, la partie du support à revoir. Le test est réussi à 6 sur 8, et vous pouvez le refaire autant de fois que vous le voulez : les questions changent d'une tentative à l'autre.</w:t>
+      </w:r>
+    </w:p>
+    <w:p>
+      <w:pPr>
+        <w:spacing w:after="120"/>
+      </w:pPr>
+      <w:r>
+        <w:rPr>
+          <w:sz w:val="22"/>
+          <w:szCs w:val="22"/>
+        </w:rPr>
+        <w:t xml:space="preserve">Chaque test réussi vous donne un badge. Quatre badges d'étape marquent les grandes parties du cours, et un dernier, « Java, de bout en bout », la réussite des quatorze tests. Un tout premier badge, « Pied à l'étrier », vous accueille dès que vous avez téléchargé le projet de départ.</w:t>
+      </w:r>
+    </w:p>
+    <w:p>
+      <w:pPr>
+        <w:spacing w:after="120"/>
+      </w:pPr>
+      <w:r>
+        <w:rPr>
+          <w:sz w:val="22"/>
+          <w:szCs w:val="22"/>
+        </w:rPr>
+        <w:t xml:space="preserve">Ces badges ne comptent pas dans la note. Ce sont des repères, pour voir où vous en êtes et ce qu'il vous reste à revoir : prenez-les comme un encouragement, à votre rythme.</w:t>
       </w:r>
     </w:p>
     <w:p>
